--- a/docs/verification/ReadyDoc-Visitor-Kiosk-Isolation-V1.docx
+++ b/docs/verification/ReadyDoc-Visitor-Kiosk-Isolation-V1.docx
@@ -360,7 +360,7 @@
                 <w:sz w:val="18"/>
                 <w:szCs w:val="18"/>
               </w:rPr>
-              <w:t xml:space="preserve">Build 83944af (25 August 2026)</w:t>
+              <w:t xml:space="preserve">Build 25 August 2026 (kiosk keys)</w:t>
             </w:r>
           </w:p>
         </w:tc>
@@ -486,7 +486,7 @@
                 <w:sz w:val="18"/>
                 <w:szCs w:val="18"/>
               </w:rPr>
-              <w:t xml:space="preserve">36 checks executed — 36 met, 0 not met</w:t>
+              <w:t xml:space="preserve">37 checks executed — 37 met, 0 not met</w:t>
             </w:r>
           </w:p>
         </w:tc>
@@ -1061,7 +1061,7 @@
           <w:sz w:val="21"/>
           <w:szCs w:val="21"/>
         </w:rPr>
-        <w:t xml:space="preserve">36 checks were executed on 25 August 2026. 36 passed; none failed.</w:t>
+        <w:t xml:space="preserve">37 checks were executed on 25 August 2026. 37 passed; none failed.</w:t>
       </w:r>
     </w:p>
     <w:tbl>
@@ -5643,6 +5643,129 @@
           </w:p>
         </w:tc>
       </w:tr>
+      <w:tr>
+        <w:tc>
+          <w:tcPr>
+            <w:tcW w:type="dxa" w:w="720"/>
+            <w:tcBorders>
+              <w:top w:val="single" w:color="D1D5DB" w:sz="4"/>
+              <w:left w:val="single" w:color="D1D5DB" w:sz="4"/>
+              <w:bottom w:val="single" w:color="D1D5DB" w:sz="4"/>
+              <w:right w:val="single" w:color="D1D5DB" w:sz="4"/>
+            </w:tcBorders>
+            <w:tcMar>
+              <w:top w:type="dxa" w:w="80"/>
+              <w:left w:type="dxa" w:w="110"/>
+              <w:bottom w:type="dxa" w:w="80"/>
+              <w:right w:type="dxa" w:w="110"/>
+            </w:tcMar>
+          </w:tcPr>
+          <w:p>
+            <w:pPr>
+              <w:spacing w:line="240"/>
+            </w:pPr>
+            <w:r>
+              <w:rPr>
+                <w:b/>
+                <w:bCs/>
+                <w:sz w:val="18"/>
+                <w:szCs w:val="18"/>
+              </w:rPr>
+              <w:t xml:space="preserve">VK-37</w:t>
+            </w:r>
+          </w:p>
+        </w:tc>
+        <w:tc>
+          <w:tcPr>
+            <w:tcW w:type="dxa" w:w="3240"/>
+            <w:tcBorders>
+              <w:top w:val="single" w:color="D1D5DB" w:sz="4"/>
+              <w:left w:val="single" w:color="D1D5DB" w:sz="4"/>
+              <w:bottom w:val="single" w:color="D1D5DB" w:sz="4"/>
+              <w:right w:val="single" w:color="D1D5DB" w:sz="4"/>
+            </w:tcBorders>
+            <w:tcMar>
+              <w:top w:type="dxa" w:w="80"/>
+              <w:left w:type="dxa" w:w="110"/>
+              <w:bottom w:type="dxa" w:w="80"/>
+              <w:right w:type="dxa" w:w="110"/>
+            </w:tcMar>
+          </w:tcPr>
+          <w:p>
+            <w:pPr>
+              <w:spacing w:line="240"/>
+            </w:pPr>
+            <w:r>
+              <w:rPr>
+                <w:sz w:val="18"/>
+                <w:szCs w:val="18"/>
+              </w:rPr>
+              <w:t xml:space="preserve">Kiosk keys are managed by admins only</w:t>
+            </w:r>
+          </w:p>
+        </w:tc>
+        <w:tc>
+          <w:tcPr>
+            <w:tcW w:type="dxa" w:w="4600"/>
+            <w:tcBorders>
+              <w:top w:val="single" w:color="D1D5DB" w:sz="4"/>
+              <w:left w:val="single" w:color="D1D5DB" w:sz="4"/>
+              <w:bottom w:val="single" w:color="D1D5DB" w:sz="4"/>
+              <w:right w:val="single" w:color="D1D5DB" w:sz="4"/>
+            </w:tcBorders>
+            <w:tcMar>
+              <w:top w:type="dxa" w:w="80"/>
+              <w:left w:type="dxa" w:w="110"/>
+              <w:bottom w:type="dxa" w:w="80"/>
+              <w:right w:type="dxa" w:w="110"/>
+            </w:tcMar>
+          </w:tcPr>
+          <w:p>
+            <w:pPr>
+              <w:spacing w:line="240"/>
+            </w:pPr>
+            <w:r>
+              <w:rPr>
+                <w:sz w:val="18"/>
+                <w:szCs w:val="18"/>
+              </w:rPr>
+              <w:t xml:space="preserve">HTTP 401</w:t>
+            </w:r>
+          </w:p>
+        </w:tc>
+        <w:tc>
+          <w:tcPr>
+            <w:tcW w:type="dxa" w:w="800"/>
+            <w:tcBorders>
+              <w:top w:val="single" w:color="D1D5DB" w:sz="4"/>
+              <w:left w:val="single" w:color="D1D5DB" w:sz="4"/>
+              <w:bottom w:val="single" w:color="D1D5DB" w:sz="4"/>
+              <w:right w:val="single" w:color="D1D5DB" w:sz="4"/>
+            </w:tcBorders>
+            <w:tcMar>
+              <w:top w:type="dxa" w:w="80"/>
+              <w:left w:type="dxa" w:w="110"/>
+              <w:bottom w:type="dxa" w:w="80"/>
+              <w:right w:type="dxa" w:w="110"/>
+            </w:tcMar>
+          </w:tcPr>
+          <w:p>
+            <w:pPr>
+              <w:spacing w:line="240"/>
+            </w:pPr>
+            <w:r>
+              <w:rPr>
+                <w:b/>
+                <w:bCs/>
+                <w:color w:val="15803D"/>
+                <w:sz w:val="18"/>
+                <w:szCs w:val="18"/>
+              </w:rPr>
+              <w:t xml:space="preserve">Met</w:t>
+            </w:r>
+          </w:p>
+        </w:tc>
+      </w:tr>
     </w:tbl>
     <w:p>
       <w:pPr>
@@ -5989,7 +6112,7 @@
           <w:sz w:val="21"/>
           <w:szCs w:val="21"/>
         </w:rPr>
-        <w:t xml:space="preserve">THE QR-CODE KIOSK CATALOGUES SHARE THE SAME PUBLIC PREFIX. The scale, knife, component and maintenance kiosks need their lists before anybody signs in, so the equipment register, the blade list, the tool and chemical catalogue and the scale verification forms are readable by anyone who knows the address. They are catalogues — they name no person and contain no filed record, which section 5 checks — but they do describe what the plant owns. Closing this means putting a token into the QR codes and reprinting them.</w:t>
+        <w:t xml:space="preserve">THE QR-CODE KIOSK CATALOGUES SHARE THE SAME PUBLIC PREFIX — ADDRESSED, AWAITING ROLLOUT. Each poster now carries its own key, and a key is bound to its own kiosk so one that leaks does not open the other four. It ships switched OFF: posters are already on walls and the lobby tablet is saved to a home screen, so enforcing at deploy would break all of them at once with nobody at the poster able to fix it. The changeover runs Off → Counting → Enforced, and the Counting state reports how many scans still arrive without a key, so the decision to enforce rests on a number rather than a hope. Until that switch is thrown, the catalogues remain readable as described above.</w:t>
       </w:r>
     </w:p>
     <w:p>
@@ -6040,7 +6163,7 @@
           <w:sz w:val="21"/>
           <w:szCs w:val="21"/>
         </w:rPr>
-        <w:t xml:space="preserve">WHO IS CURRENTLY IN THE BUILDING CAN BE DISCOVERED BY REPEATED GUESSING. Two-letter prefixes, swept across the alphabet, will surface the names of visitors on site — measured at 676 requests to find three. Only names and arrival times, only people not yet signed out, never staff and never history. Requiring more characters would make it harder for a visitor to find themselves on the way out.</w:t>
+        <w:t xml:space="preserve">WHO IS CURRENTLY IN THE BUILDING CAN BE DISCOVERED BY REPEATED GUESSING — NOW BOUNDED. The sweep that surfaced every on-site name needed 676 requests; the look-up is now limited to thirty a minute from one address, which makes the sweep impractical while a visitor typing their own name once or twice never notices. Measured: forty-five rapid look-ups, thirty answered and fifteen refused. The exposure was only ever names and arrival times of people not yet signed out.</w:t>
       </w:r>
     </w:p>
     <w:p>

--- a/docs/verification/ReadyDoc-Visitor-Kiosk-Isolation-V1.docx
+++ b/docs/verification/ReadyDoc-Visitor-Kiosk-Isolation-V1.docx
@@ -486,7 +486,7 @@
                 <w:sz w:val="18"/>
                 <w:szCs w:val="18"/>
               </w:rPr>
-              <w:t xml:space="preserve">37 checks executed — 37 met, 0 not met</w:t>
+              <w:t xml:space="preserve">38 checks executed — 38 met, 0 not met</w:t>
             </w:r>
           </w:p>
         </w:tc>
@@ -1061,7 +1061,7 @@
           <w:sz w:val="21"/>
           <w:szCs w:val="21"/>
         </w:rPr>
-        <w:t xml:space="preserve">37 checks were executed on 25 August 2026. 37 passed; none failed.</w:t>
+        <w:t xml:space="preserve">38 checks were executed on 25 August 2026. 38 passed; none failed.</w:t>
       </w:r>
     </w:p>
     <w:tbl>
@@ -5360,7 +5360,7 @@
                 <w:sz w:val="18"/>
                 <w:szCs w:val="18"/>
               </w:rPr>
-              <w:t xml:space="preserve">HTTP 200, text/html; charset=utf-8, 1240 bytes; stored filenames present: no</w:t>
+              <w:t xml:space="preserve">HTTP 404, text/plain; charset=utf-8, 9 bytes; stored filenames present: no</w:t>
             </w:r>
           </w:p>
         </w:tc>
@@ -5483,7 +5483,130 @@
                 <w:sz w:val="18"/>
                 <w:szCs w:val="18"/>
               </w:rPr>
-              <w:t xml:space="preserve">HTTP 200, text/html; charset=utf-8</w:t>
+              <w:t xml:space="preserve">HTTP 404, text/plain; charset=utf-8, 9 bytes</w:t>
+            </w:r>
+          </w:p>
+        </w:tc>
+        <w:tc>
+          <w:tcPr>
+            <w:tcW w:type="dxa" w:w="800"/>
+            <w:tcBorders>
+              <w:top w:val="single" w:color="D1D5DB" w:sz="4"/>
+              <w:left w:val="single" w:color="D1D5DB" w:sz="4"/>
+              <w:bottom w:val="single" w:color="D1D5DB" w:sz="4"/>
+              <w:right w:val="single" w:color="D1D5DB" w:sz="4"/>
+            </w:tcBorders>
+            <w:tcMar>
+              <w:top w:type="dxa" w:w="80"/>
+              <w:left w:type="dxa" w:w="110"/>
+              <w:bottom w:type="dxa" w:w="80"/>
+              <w:right w:type="dxa" w:w="110"/>
+            </w:tcMar>
+          </w:tcPr>
+          <w:p>
+            <w:pPr>
+              <w:spacing w:line="240"/>
+            </w:pPr>
+            <w:r>
+              <w:rPr>
+                <w:b/>
+                <w:bCs/>
+                <w:color w:val="15803D"/>
+                <w:sz w:val="18"/>
+                <w:szCs w:val="18"/>
+              </w:rPr>
+              <w:t xml:space="preserve">Met</w:t>
+            </w:r>
+          </w:p>
+        </w:tc>
+      </w:tr>
+      <w:tr>
+        <w:tc>
+          <w:tcPr>
+            <w:tcW w:type="dxa" w:w="720"/>
+            <w:tcBorders>
+              <w:top w:val="single" w:color="D1D5DB" w:sz="4"/>
+              <w:left w:val="single" w:color="D1D5DB" w:sz="4"/>
+              <w:bottom w:val="single" w:color="D1D5DB" w:sz="4"/>
+              <w:right w:val="single" w:color="D1D5DB" w:sz="4"/>
+            </w:tcBorders>
+            <w:tcMar>
+              <w:top w:type="dxa" w:w="80"/>
+              <w:left w:type="dxa" w:w="110"/>
+              <w:bottom w:type="dxa" w:w="80"/>
+              <w:right w:type="dxa" w:w="110"/>
+            </w:tcMar>
+          </w:tcPr>
+          <w:p>
+            <w:pPr>
+              <w:spacing w:line="240"/>
+            </w:pPr>
+            <w:r>
+              <w:rPr>
+                <w:b/>
+                <w:bCs/>
+                <w:sz w:val="18"/>
+                <w:szCs w:val="18"/>
+              </w:rPr>
+              <w:t xml:space="preserve">VK-35b</w:t>
+            </w:r>
+          </w:p>
+        </w:tc>
+        <w:tc>
+          <w:tcPr>
+            <w:tcW w:type="dxa" w:w="3240"/>
+            <w:tcBorders>
+              <w:top w:val="single" w:color="D1D5DB" w:sz="4"/>
+              <w:left w:val="single" w:color="D1D5DB" w:sz="4"/>
+              <w:bottom w:val="single" w:color="D1D5DB" w:sz="4"/>
+              <w:right w:val="single" w:color="D1D5DB" w:sz="4"/>
+            </w:tcBorders>
+            <w:tcMar>
+              <w:top w:type="dxa" w:w="80"/>
+              <w:left w:type="dxa" w:w="110"/>
+              <w:bottom w:type="dxa" w:w="80"/>
+              <w:right w:type="dxa" w:w="110"/>
+            </w:tcMar>
+          </w:tcPr>
+          <w:p>
+            <w:pPr>
+              <w:spacing w:line="240"/>
+            </w:pPr>
+            <w:r>
+              <w:rPr>
+                <w:sz w:val="18"/>
+                <w:szCs w:val="18"/>
+              </w:rPr>
+              <w:t xml:space="preserve">Uploaded files need a session, not just the filename</w:t>
+            </w:r>
+          </w:p>
+        </w:tc>
+        <w:tc>
+          <w:tcPr>
+            <w:tcW w:type="dxa" w:w="4600"/>
+            <w:tcBorders>
+              <w:top w:val="single" w:color="D1D5DB" w:sz="4"/>
+              <w:left w:val="single" w:color="D1D5DB" w:sz="4"/>
+              <w:bottom w:val="single" w:color="D1D5DB" w:sz="4"/>
+              <w:right w:val="single" w:color="D1D5DB" w:sz="4"/>
+            </w:tcBorders>
+            <w:tcMar>
+              <w:top w:type="dxa" w:w="80"/>
+              <w:left w:type="dxa" w:w="110"/>
+              <w:bottom w:type="dxa" w:w="80"/>
+              <w:right w:type="dxa" w:w="110"/>
+            </w:tcMar>
+          </w:tcPr>
+          <w:p>
+            <w:pPr>
+              <w:spacing w:line="240"/>
+            </w:pPr>
+            <w:r>
+              <w:rPr>
+                <w:sz w:val="18"/>
+                <w:szCs w:val="18"/>
+              </w:rPr>
+              <w:t xml:space="preserve">HTTP 404</w:t>
             </w:r>
           </w:p>
         </w:tc>
@@ -6129,7 +6252,7 @@
           <w:sz w:val="21"/>
           <w:szCs w:val="21"/>
         </w:rPr>
-        <w:t xml:space="preserve">FILES UNDER /uploads ARE PROTECTED BY AN UNGUESSABLE NAME, NOT BY A SESSION. Their names are random identifiers, the folder cannot be listed and a guessed name returns nothing — all verified — but a link that escapes, pasted into a message or left in a browser history, is readable by anyone. Attachments to controlled records are stored separately and are access-checked.</w:t>
+        <w:t xml:space="preserve">FILES UNDER /uploads — CLOSED. They were protected by an unguessable name alone, which is access control by secrecy and was the last of it in the system. Reading one now requires a live session, carried by a cookie scoped to that folder and cleared at sign-out. A cookie rather than a token because these files are rendered as ordinary images and links in a dozen places and a browser cannot attach a token to those — so nothing on the floor changed. Verified in a real browser: the image loads for a signed-in person and is refused for everybody else, and refused again after the same person signs out.</w:t>
       </w:r>
     </w:p>
     <w:p>
